--- a/notes/Research Question - ideas.docx
+++ b/notes/Research Question - ideas.docx
@@ -2,7 +2,230 @@
 <file path=word/document.xml><?xml version="1.0" encoding="utf-8"?>
 <w:document xmlns:wpc="http://schemas.microsoft.com/office/word/2010/wordprocessingCanvas" xmlns:cx="http://schemas.microsoft.com/office/drawing/2014/chartex" xmlns:cx1="http://schemas.microsoft.com/office/drawing/2015/9/8/chartex" xmlns:cx2="http://schemas.microsoft.com/office/drawing/2015/10/21/chartex" xmlns:cx3="http://schemas.microsoft.com/office/drawing/2016/5/9/chartex" xmlns:cx4="http://schemas.microsoft.com/office/drawing/2016/5/10/chartex" xmlns:cx5="http://schemas.microsoft.com/office/drawing/2016/5/11/chartex" xmlns:cx6="http://schemas.microsoft.com/office/drawing/2016/5/12/chartex" xmlns:cx7="http://schemas.microsoft.com/office/drawing/2016/5/13/chartex" xmlns:cx8="http://schemas.microsoft.com/office/drawing/2016/5/14/chartex" xmlns:mc="http://schemas.openxmlformats.org/markup-compatibility/2006" xmlns:aink="http://schemas.microsoft.com/office/drawing/2016/ink" xmlns:am3d="http://schemas.microsoft.com/office/drawing/2017/model3d" xmlns:o="urn:schemas-microsoft-com:office:office" xmlns:oel="http://schemas.microsoft.com/office/2019/extlst" xmlns:r="http://schemas.openxmlformats.org/officeDocument/2006/relationships" xmlns:m="http://schemas.openxmlformats.org/officeDocument/2006/math" xmlns:v="urn:schemas-microsoft-com:vml" xmlns:wp14="http://schemas.microsoft.com/office/word/2010/wordprocessingDrawing" xmlns:wp="http://schemas.openxmlformats.org/drawingml/2006/wordprocessingDrawing" xmlns:w10="urn:schemas-microsoft-com:office:word" xmlns:w="http://schemas.openxmlformats.org/wordprocessingml/2006/main" xmlns:w14="http://schemas.microsoft.com/office/word/2010/wordml" xmlns:w15="http://schemas.microsoft.com/office/word/2012/wordml" xmlns:w16cex="http://schemas.microsoft.com/office/word/2018/wordml/cex" xmlns:w16cid="http://schemas.microsoft.com/office/word/2016/wordml/cid" xmlns:w16="http://schemas.microsoft.com/office/word/2018/wordml" xmlns:w16du="http://schemas.microsoft.com/office/word/2023/wordml/word16du" xmlns:w16sdtdh="http://schemas.microsoft.com/office/word/2020/wordml/sdtdatahash" xmlns:w16sdtfl="http://schemas.microsoft.com/office/word/2024/wordml/sdtformatlock" xmlns:w16se="http://schemas.microsoft.com/office/word/2015/wordml/symex" xmlns:wpg="http://schemas.microsoft.com/office/word/2010/wordprocessingGroup" xmlns:wpi="http://schemas.microsoft.com/office/word/2010/wordprocessingInk" xmlns:wne="http://schemas.microsoft.com/office/word/2006/wordml" xmlns:wps="http://schemas.microsoft.com/office/word/2010/wordprocessingShape" mc:Ignorable="w14 w15 w16se w16cid w16 w16cex w16sdtdh w16sdtfl w16du wp14">
   <w:body>
+    <w:p>
+      <w:pPr>
+        <w:pStyle w:val="Titel"/>
+      </w:pPr>
+      <w:r>
+        <w:t xml:space="preserve">Research </w:t>
+      </w:r>
+      <w:proofErr w:type="spellStart"/>
+      <w:r>
+        <w:t>questions</w:t>
+      </w:r>
+      <w:proofErr w:type="spellEnd"/>
+      <w:r>
+        <w:t>:</w:t>
+      </w:r>
+    </w:p>
+    <w:p>
+      <w:r>
+        <w:t xml:space="preserve">How fragile is Nato’s </w:t>
+      </w:r>
+      <w:proofErr w:type="spellStart"/>
+      <w:r>
+        <w:t>airplane</w:t>
+      </w:r>
+      <w:proofErr w:type="spellEnd"/>
+      <w:r>
+        <w:t xml:space="preserve"> </w:t>
+      </w:r>
+      <w:proofErr w:type="spellStart"/>
+      <w:r>
+        <w:t>network</w:t>
+      </w:r>
+      <w:proofErr w:type="spellEnd"/>
+      <w:r>
+        <w:t xml:space="preserve"> to Hybrid </w:t>
+      </w:r>
+      <w:proofErr w:type="spellStart"/>
+      <w:r>
+        <w:t>attacks</w:t>
+      </w:r>
+      <w:proofErr w:type="spellEnd"/>
+      <w:r>
+        <w:t xml:space="preserve">, </w:t>
+      </w:r>
+      <w:proofErr w:type="spellStart"/>
+      <w:r>
+        <w:t>which</w:t>
+      </w:r>
+      <w:proofErr w:type="spellEnd"/>
+      <w:r>
+        <w:t xml:space="preserve"> </w:t>
+      </w:r>
+      <w:proofErr w:type="spellStart"/>
+      <w:r>
+        <w:t>airports</w:t>
+      </w:r>
+      <w:proofErr w:type="spellEnd"/>
+      <w:r>
+        <w:t xml:space="preserve"> and </w:t>
+      </w:r>
+      <w:proofErr w:type="spellStart"/>
+      <w:r>
+        <w:t>areas</w:t>
+      </w:r>
+      <w:proofErr w:type="spellEnd"/>
+      <w:r>
+        <w:t xml:space="preserve"> </w:t>
+      </w:r>
+      <w:proofErr w:type="spellStart"/>
+      <w:r>
+        <w:t>are</w:t>
+      </w:r>
+      <w:proofErr w:type="spellEnd"/>
+      <w:r>
+        <w:t xml:space="preserve"> most fragile and </w:t>
+      </w:r>
+      <w:proofErr w:type="spellStart"/>
+      <w:r>
+        <w:t>should</w:t>
+      </w:r>
+      <w:proofErr w:type="spellEnd"/>
+      <w:r>
+        <w:t xml:space="preserve"> </w:t>
+      </w:r>
+      <w:proofErr w:type="spellStart"/>
+      <w:r>
+        <w:t>be</w:t>
+      </w:r>
+      <w:proofErr w:type="spellEnd"/>
+      <w:r>
+        <w:t xml:space="preserve"> extra </w:t>
+      </w:r>
+      <w:proofErr w:type="spellStart"/>
+      <w:r>
+        <w:t>protected</w:t>
+      </w:r>
+      <w:proofErr w:type="spellEnd"/>
+      <w:r>
+        <w:t>.</w:t>
+      </w:r>
+    </w:p>
     <w:p/>
+    <w:p>
+      <w:r>
+        <w:t>From Chat:</w:t>
+      </w:r>
+    </w:p>
+    <w:p>
+      <w:r>
+        <w:t xml:space="preserve">How </w:t>
+      </w:r>
+      <w:proofErr w:type="spellStart"/>
+      <w:r>
+        <w:t>much</w:t>
+      </w:r>
+      <w:proofErr w:type="spellEnd"/>
+      <w:r>
+        <w:t xml:space="preserve"> </w:t>
+      </w:r>
+      <w:proofErr w:type="spellStart"/>
+      <w:r>
+        <w:t>coordinated</w:t>
+      </w:r>
+      <w:proofErr w:type="spellEnd"/>
+      <w:r>
+        <w:t xml:space="preserve"> drone </w:t>
+      </w:r>
+      <w:proofErr w:type="spellStart"/>
+      <w:r>
+        <w:t>activity</w:t>
+      </w:r>
+      <w:proofErr w:type="spellEnd"/>
+      <w:r>
+        <w:t xml:space="preserve"> </w:t>
+      </w:r>
+      <w:proofErr w:type="spellStart"/>
+      <w:r>
+        <w:t>would</w:t>
+      </w:r>
+      <w:proofErr w:type="spellEnd"/>
+      <w:r>
+        <w:t xml:space="preserve"> push NATO’s air </w:t>
+      </w:r>
+      <w:proofErr w:type="spellStart"/>
+      <w:r>
+        <w:t>network</w:t>
+      </w:r>
+      <w:proofErr w:type="spellEnd"/>
+      <w:r>
+        <w:t xml:space="preserve"> </w:t>
+      </w:r>
+      <w:proofErr w:type="spellStart"/>
+      <w:r>
+        <w:t>below</w:t>
+      </w:r>
+      <w:proofErr w:type="spellEnd"/>
+      <w:r>
+        <w:t xml:space="preserve"> </w:t>
+      </w:r>
+      <w:proofErr w:type="spellStart"/>
+      <w:r>
+        <w:t>half</w:t>
+      </w:r>
+      <w:proofErr w:type="spellEnd"/>
+      <w:r>
+        <w:t xml:space="preserve"> </w:t>
+      </w:r>
+      <w:proofErr w:type="spellStart"/>
+      <w:r>
+        <w:t>its</w:t>
+      </w:r>
+      <w:proofErr w:type="spellEnd"/>
+      <w:r>
+        <w:t xml:space="preserve"> </w:t>
+      </w:r>
+      <w:proofErr w:type="spellStart"/>
+      <w:r>
+        <w:t>usual</w:t>
+      </w:r>
+      <w:proofErr w:type="spellEnd"/>
+      <w:r>
+        <w:t xml:space="preserve"> </w:t>
+      </w:r>
+      <w:proofErr w:type="spellStart"/>
+      <w:r>
+        <w:t>connectivity</w:t>
+      </w:r>
+      <w:proofErr w:type="spellEnd"/>
+      <w:r>
+        <w:t xml:space="preserve"> and </w:t>
+      </w:r>
+      <w:proofErr w:type="spellStart"/>
+      <w:r>
+        <w:t>how</w:t>
+      </w:r>
+      <w:proofErr w:type="spellEnd"/>
+      <w:r>
+        <w:t xml:space="preserve"> </w:t>
+      </w:r>
+      <w:proofErr w:type="spellStart"/>
+      <w:r>
+        <w:t>would</w:t>
+      </w:r>
+      <w:proofErr w:type="spellEnd"/>
+      <w:r>
+        <w:t xml:space="preserve"> the disruption </w:t>
+      </w:r>
+      <w:proofErr w:type="spellStart"/>
+      <w:r>
+        <w:t>change</w:t>
+      </w:r>
+      <w:proofErr w:type="spellEnd"/>
+      <w:r>
+        <w:t xml:space="preserve"> and </w:t>
+      </w:r>
+      <w:proofErr w:type="spellStart"/>
+      <w:r>
+        <w:t>recover</w:t>
+      </w:r>
+      <w:proofErr w:type="spellEnd"/>
+      <w:r>
+        <w:t xml:space="preserve"> over time.</w:t>
+      </w:r>
+    </w:p>
     <w:sectPr>
       <w:pgSz w:w="11906" w:h="16838"/>
       <w:pgMar w:top="1701" w:right="1134" w:bottom="1701" w:left="1134" w:header="708" w:footer="708" w:gutter="0"/>

--- a/notes/Research Question - ideas.docx
+++ b/notes/Research Question - ideas.docx
@@ -170,10 +170,12 @@
         <w:t xml:space="preserve"> </w:t>
       </w:r>
       <w:proofErr w:type="spellStart"/>
+      <w:proofErr w:type="gramStart"/>
       <w:r>
         <w:t>its</w:t>
       </w:r>
       <w:proofErr w:type="spellEnd"/>
+      <w:proofErr w:type="gramEnd"/>
       <w:r>
         <w:t xml:space="preserve"> </w:t>
       </w:r>
@@ -224,6 +226,156 @@
       <w:proofErr w:type="spellEnd"/>
       <w:r>
         <w:t xml:space="preserve"> over time.</w:t>
+      </w:r>
+    </w:p>
+    <w:p/>
+    <w:p>
+      <w:r>
+        <w:t xml:space="preserve">Using and S-I-R model to </w:t>
+      </w:r>
+      <w:proofErr w:type="spellStart"/>
+      <w:r>
+        <w:t>simulate</w:t>
+      </w:r>
+      <w:proofErr w:type="spellEnd"/>
+      <w:r>
+        <w:t xml:space="preserve"> the </w:t>
+      </w:r>
+      <w:proofErr w:type="spellStart"/>
+      <w:r>
+        <w:t>attacks</w:t>
+      </w:r>
+      <w:proofErr w:type="spellEnd"/>
+      <w:r>
+        <w:t xml:space="preserve"> and </w:t>
+      </w:r>
+      <w:proofErr w:type="spellStart"/>
+      <w:r>
+        <w:t>using</w:t>
+      </w:r>
+      <w:proofErr w:type="spellEnd"/>
+      <w:r>
+        <w:t xml:space="preserve"> </w:t>
+      </w:r>
+      <w:proofErr w:type="spellStart"/>
+      <w:r>
+        <w:t>recovery</w:t>
+      </w:r>
+      <w:proofErr w:type="spellEnd"/>
+      <w:r>
+        <w:t xml:space="preserve"> time </w:t>
+      </w:r>
+      <w:proofErr w:type="spellStart"/>
+      <w:r>
+        <w:t>between</w:t>
+      </w:r>
+      <w:proofErr w:type="spellEnd"/>
+      <w:r>
+        <w:t xml:space="preserve"> 2-6 hours, with no </w:t>
+      </w:r>
+      <w:proofErr w:type="spellStart"/>
+      <w:r>
+        <w:t>immunization</w:t>
+      </w:r>
+      <w:proofErr w:type="spellEnd"/>
+      <w:r>
+        <w:t xml:space="preserve"> (or </w:t>
+      </w:r>
+      <w:proofErr w:type="spellStart"/>
+      <w:r>
+        <w:t>maybe</w:t>
+      </w:r>
+      <w:proofErr w:type="spellEnd"/>
+      <w:r>
+        <w:t xml:space="preserve"> </w:t>
+      </w:r>
+      <w:proofErr w:type="spellStart"/>
+      <w:r>
+        <w:t>immunization</w:t>
+      </w:r>
+      <w:proofErr w:type="spellEnd"/>
+      <w:r>
+        <w:t xml:space="preserve"> in the most </w:t>
+      </w:r>
+      <w:proofErr w:type="spellStart"/>
+      <w:r>
+        <w:t>important</w:t>
+      </w:r>
+      <w:proofErr w:type="spellEnd"/>
+      <w:r>
+        <w:t xml:space="preserve"> hubs - </w:t>
+      </w:r>
+      <w:proofErr w:type="spellStart"/>
+      <w:r>
+        <w:t>e.g</w:t>
+      </w:r>
+      <w:proofErr w:type="spellEnd"/>
+      <w:r>
+        <w:t xml:space="preserve"> Nato </w:t>
+      </w:r>
+      <w:proofErr w:type="spellStart"/>
+      <w:r>
+        <w:t>decides</w:t>
+      </w:r>
+      <w:proofErr w:type="spellEnd"/>
+      <w:r>
+        <w:t xml:space="preserve"> to </w:t>
+      </w:r>
+      <w:proofErr w:type="spellStart"/>
+      <w:r>
+        <w:t>spend</w:t>
+      </w:r>
+      <w:proofErr w:type="spellEnd"/>
+      <w:r>
+        <w:t xml:space="preserve"> </w:t>
+      </w:r>
+      <w:proofErr w:type="spellStart"/>
+      <w:r>
+        <w:t>money</w:t>
+      </w:r>
+      <w:proofErr w:type="spellEnd"/>
+      <w:r>
+        <w:t xml:space="preserve"> on </w:t>
+      </w:r>
+      <w:proofErr w:type="spellStart"/>
+      <w:r>
+        <w:t>anti</w:t>
+      </w:r>
+      <w:proofErr w:type="spellEnd"/>
+      <w:r>
+        <w:t xml:space="preserve"> drone systems but </w:t>
+      </w:r>
+      <w:proofErr w:type="spellStart"/>
+      <w:r>
+        <w:t>can</w:t>
+      </w:r>
+      <w:proofErr w:type="spellEnd"/>
+      <w:r>
+        <w:t xml:space="preserve"> </w:t>
+      </w:r>
+      <w:proofErr w:type="spellStart"/>
+      <w:r>
+        <w:t>only</w:t>
+      </w:r>
+      <w:proofErr w:type="spellEnd"/>
+      <w:r>
+        <w:t xml:space="preserve"> </w:t>
+      </w:r>
+      <w:proofErr w:type="spellStart"/>
+      <w:r>
+        <w:t>afford</w:t>
+      </w:r>
+      <w:proofErr w:type="spellEnd"/>
+      <w:r>
+        <w:t xml:space="preserve"> </w:t>
+      </w:r>
+      <w:proofErr w:type="spellStart"/>
+      <w:r>
+        <w:t>some</w:t>
+      </w:r>
+      <w:proofErr w:type="spellEnd"/>
+      <w:r>
+        <w:t xml:space="preserve"> big airports.)</w:t>
       </w:r>
     </w:p>
     <w:sectPr>

--- a/notes/Research Question - ideas.docx
+++ b/notes/Research Question - ideas.docx
@@ -231,7 +231,7 @@
     <w:p/>
     <w:p>
       <w:r>
-        <w:t xml:space="preserve">Using and S-I-R model to </w:t>
+        <w:t xml:space="preserve">Using an S-I-R model to </w:t>
       </w:r>
       <w:proofErr w:type="spellStart"/>
       <w:r>
@@ -375,7 +375,109 @@
       </w:r>
       <w:proofErr w:type="spellEnd"/>
       <w:r>
-        <w:t xml:space="preserve"> big airports.)</w:t>
+        <w:t xml:space="preserve"> big </w:t>
+      </w:r>
+      <w:proofErr w:type="spellStart"/>
+      <w:r>
+        <w:t>airports</w:t>
+      </w:r>
+      <w:proofErr w:type="spellEnd"/>
+      <w:r>
+        <w:t>.)</w:t>
+      </w:r>
+      <w:r>
+        <w:rPr>
+          <w:noProof/>
+        </w:rPr>
+        <w:lastRenderedPageBreak/>
+        <w:drawing>
+          <wp:inline distT="0" distB="0" distL="0" distR="0" wp14:anchorId="36C3E8A3" wp14:editId="72FB407E">
+            <wp:extent cx="6120130" cy="6061710"/>
+            <wp:effectExtent l="0" t="0" r="1270" b="0"/>
+            <wp:docPr id="577092234" name="Billede 1" descr="Et billede, der indeholder tekst, skærmbillede, Font/skrifttype&#10;&#10;AI-genereret indhold kan være ukorrekt."/>
+            <wp:cNvGraphicFramePr>
+              <a:graphicFrameLocks xmlns:a="http://schemas.openxmlformats.org/drawingml/2006/main" noChangeAspect="1"/>
+            </wp:cNvGraphicFramePr>
+            <a:graphic xmlns:a="http://schemas.openxmlformats.org/drawingml/2006/main">
+              <a:graphicData uri="http://schemas.openxmlformats.org/drawingml/2006/picture">
+                <pic:pic xmlns:pic="http://schemas.openxmlformats.org/drawingml/2006/picture">
+                  <pic:nvPicPr>
+                    <pic:cNvPr id="577092234" name="Billede 1" descr="Et billede, der indeholder tekst, skærmbillede, Font/skrifttype&#10;&#10;AI-genereret indhold kan være ukorrekt."/>
+                    <pic:cNvPicPr/>
+                  </pic:nvPicPr>
+                  <pic:blipFill>
+                    <a:blip r:embed="rId4">
+                      <a:extLst>
+                        <a:ext uri="{28A0092B-C50C-407E-A947-70E740481C1C}">
+                          <a14:useLocalDpi xmlns:a14="http://schemas.microsoft.com/office/drawing/2010/main" val="0"/>
+                        </a:ext>
+                      </a:extLst>
+                    </a:blip>
+                    <a:stretch>
+                      <a:fillRect/>
+                    </a:stretch>
+                  </pic:blipFill>
+                  <pic:spPr>
+                    <a:xfrm>
+                      <a:off x="0" y="0"/>
+                      <a:ext cx="6120130" cy="6061710"/>
+                    </a:xfrm>
+                    <a:prstGeom prst="rect">
+                      <a:avLst/>
+                    </a:prstGeom>
+                  </pic:spPr>
+                </pic:pic>
+              </a:graphicData>
+            </a:graphic>
+          </wp:inline>
+        </w:drawing>
+      </w:r>
+      <w:r>
+        <w:rPr>
+          <w:noProof/>
+        </w:rPr>
+        <w:lastRenderedPageBreak/>
+        <w:drawing>
+          <wp:inline distT="0" distB="0" distL="0" distR="0" wp14:anchorId="6F142029" wp14:editId="39709608">
+            <wp:extent cx="6120130" cy="3604260"/>
+            <wp:effectExtent l="0" t="0" r="1270" b="2540"/>
+            <wp:docPr id="1347722966" name="Billede 2" descr="Et billede, der indeholder tekst, skærmbillede, Font/skrifttype&#10;&#10;AI-genereret indhold kan være ukorrekt."/>
+            <wp:cNvGraphicFramePr>
+              <a:graphicFrameLocks xmlns:a="http://schemas.openxmlformats.org/drawingml/2006/main" noChangeAspect="1"/>
+            </wp:cNvGraphicFramePr>
+            <a:graphic xmlns:a="http://schemas.openxmlformats.org/drawingml/2006/main">
+              <a:graphicData uri="http://schemas.openxmlformats.org/drawingml/2006/picture">
+                <pic:pic xmlns:pic="http://schemas.openxmlformats.org/drawingml/2006/picture">
+                  <pic:nvPicPr>
+                    <pic:cNvPr id="1347722966" name="Billede 2" descr="Et billede, der indeholder tekst, skærmbillede, Font/skrifttype&#10;&#10;AI-genereret indhold kan være ukorrekt."/>
+                    <pic:cNvPicPr/>
+                  </pic:nvPicPr>
+                  <pic:blipFill>
+                    <a:blip r:embed="rId5">
+                      <a:extLst>
+                        <a:ext uri="{28A0092B-C50C-407E-A947-70E740481C1C}">
+                          <a14:useLocalDpi xmlns:a14="http://schemas.microsoft.com/office/drawing/2010/main" val="0"/>
+                        </a:ext>
+                      </a:extLst>
+                    </a:blip>
+                    <a:stretch>
+                      <a:fillRect/>
+                    </a:stretch>
+                  </pic:blipFill>
+                  <pic:spPr>
+                    <a:xfrm>
+                      <a:off x="0" y="0"/>
+                      <a:ext cx="6120130" cy="3604260"/>
+                    </a:xfrm>
+                    <a:prstGeom prst="rect">
+                      <a:avLst/>
+                    </a:prstGeom>
+                  </pic:spPr>
+                </pic:pic>
+              </a:graphicData>
+            </a:graphic>
+          </wp:inline>
+        </w:drawing>
       </w:r>
     </w:p>
     <w:sectPr>

--- a/notes/Research Question - ideas.docx
+++ b/notes/Research Question - ideas.docx
@@ -4,387 +4,125 @@
   <w:body>
     <w:p>
       <w:pPr>
-        <w:pStyle w:val="Titel"/>
+        <w:pStyle w:val="Title"/>
+        <w:rPr>
+          <w:lang w:val="en-US"/>
+        </w:rPr>
       </w:pPr>
       <w:r>
-        <w:t xml:space="preserve">Research </w:t>
-      </w:r>
-      <w:proofErr w:type="spellStart"/>
-      <w:r>
-        <w:t>questions</w:t>
-      </w:r>
-      <w:proofErr w:type="spellEnd"/>
-      <w:r>
-        <w:t>:</w:t>
+        <w:rPr>
+          <w:lang w:val="en-US"/>
+        </w:rPr>
+        <w:t>Research questions:</w:t>
       </w:r>
     </w:p>
     <w:p>
+      <w:pPr>
+        <w:rPr>
+          <w:lang w:val="en-US"/>
+        </w:rPr>
+      </w:pPr>
       <w:r>
-        <w:t xml:space="preserve">How fragile is Nato’s </w:t>
-      </w:r>
-      <w:proofErr w:type="spellStart"/>
-      <w:r>
-        <w:t>airplane</w:t>
-      </w:r>
-      <w:proofErr w:type="spellEnd"/>
-      <w:r>
-        <w:t xml:space="preserve"> </w:t>
-      </w:r>
-      <w:proofErr w:type="spellStart"/>
-      <w:r>
-        <w:t>network</w:t>
-      </w:r>
-      <w:proofErr w:type="spellEnd"/>
-      <w:r>
-        <w:t xml:space="preserve"> to Hybrid </w:t>
-      </w:r>
-      <w:proofErr w:type="spellStart"/>
-      <w:r>
-        <w:t>attacks</w:t>
-      </w:r>
-      <w:proofErr w:type="spellEnd"/>
-      <w:r>
-        <w:t xml:space="preserve">, </w:t>
-      </w:r>
-      <w:proofErr w:type="spellStart"/>
-      <w:r>
-        <w:t>which</w:t>
-      </w:r>
-      <w:proofErr w:type="spellEnd"/>
-      <w:r>
-        <w:t xml:space="preserve"> </w:t>
-      </w:r>
-      <w:proofErr w:type="spellStart"/>
-      <w:r>
-        <w:t>airports</w:t>
-      </w:r>
-      <w:proofErr w:type="spellEnd"/>
-      <w:r>
-        <w:t xml:space="preserve"> and </w:t>
-      </w:r>
-      <w:proofErr w:type="spellStart"/>
-      <w:r>
-        <w:t>areas</w:t>
-      </w:r>
-      <w:proofErr w:type="spellEnd"/>
-      <w:r>
-        <w:t xml:space="preserve"> </w:t>
-      </w:r>
-      <w:proofErr w:type="spellStart"/>
-      <w:r>
-        <w:t>are</w:t>
-      </w:r>
-      <w:proofErr w:type="spellEnd"/>
-      <w:r>
-        <w:t xml:space="preserve"> most fragile and </w:t>
-      </w:r>
-      <w:proofErr w:type="spellStart"/>
-      <w:r>
-        <w:t>should</w:t>
-      </w:r>
-      <w:proofErr w:type="spellEnd"/>
-      <w:r>
-        <w:t xml:space="preserve"> </w:t>
-      </w:r>
-      <w:proofErr w:type="spellStart"/>
-      <w:r>
-        <w:t>be</w:t>
-      </w:r>
-      <w:proofErr w:type="spellEnd"/>
-      <w:r>
-        <w:t xml:space="preserve"> extra </w:t>
-      </w:r>
-      <w:proofErr w:type="spellStart"/>
-      <w:r>
-        <w:t>protected</w:t>
-      </w:r>
-      <w:proofErr w:type="spellEnd"/>
-      <w:r>
-        <w:t>.</w:t>
+        <w:rPr>
+          <w:lang w:val="en-US"/>
+        </w:rPr>
+        <w:t>How fragile is Nato’s airplane network to Hybrid attacks, which airports and areas are most fragile and should be extra protected.</w:t>
       </w:r>
     </w:p>
-    <w:p/>
+    <w:p>
+      <w:pPr>
+        <w:rPr>
+          <w:lang w:val="en-US"/>
+        </w:rPr>
+      </w:pPr>
+    </w:p>
     <w:p>
       <w:r>
         <w:t>From Chat:</w:t>
       </w:r>
     </w:p>
     <w:p>
+      <w:pPr>
+        <w:rPr>
+          <w:lang w:val="en-US"/>
+        </w:rPr>
+      </w:pPr>
       <w:r>
-        <w:t xml:space="preserve">How </w:t>
+        <w:rPr>
+          <w:lang w:val="en-US"/>
+        </w:rPr>
+        <w:t>How much coordinated drone activity would push NATO’s air network below half its usual connectivity and how would the disruption change and recover over time.</w:t>
+      </w:r>
+    </w:p>
+    <w:p>
+      <w:pPr>
+        <w:rPr>
+          <w:lang w:val="en-US"/>
+        </w:rPr>
+      </w:pPr>
+    </w:p>
+    <w:p>
+      <w:pPr>
+        <w:rPr>
+          <w:lang w:val="en-US"/>
+        </w:rPr>
+      </w:pPr>
+      <w:r>
+        <w:rPr>
+          <w:lang w:val="en-US"/>
+        </w:rPr>
+        <w:t xml:space="preserve">Using an S-I-R model to simulate the attacks and using recovery time between 2-6 hours, with no immunization (or maybe immunization in the most important hubs - </w:t>
       </w:r>
       <w:proofErr w:type="spellStart"/>
       <w:r>
-        <w:t>much</w:t>
-      </w:r>
-      <w:proofErr w:type="spellEnd"/>
-      <w:r>
-        <w:t xml:space="preserve"> </w:t>
-      </w:r>
-      <w:proofErr w:type="spellStart"/>
-      <w:r>
-        <w:t>coordinated</w:t>
-      </w:r>
-      <w:proofErr w:type="spellEnd"/>
-      <w:r>
-        <w:t xml:space="preserve"> drone </w:t>
-      </w:r>
-      <w:proofErr w:type="spellStart"/>
-      <w:r>
-        <w:t>activity</w:t>
-      </w:r>
-      <w:proofErr w:type="spellEnd"/>
-      <w:r>
-        <w:t xml:space="preserve"> </w:t>
-      </w:r>
-      <w:proofErr w:type="spellStart"/>
-      <w:r>
-        <w:t>would</w:t>
-      </w:r>
-      <w:proofErr w:type="spellEnd"/>
-      <w:r>
-        <w:t xml:space="preserve"> push NATO’s air </w:t>
-      </w:r>
-      <w:proofErr w:type="spellStart"/>
-      <w:r>
-        <w:t>network</w:t>
-      </w:r>
-      <w:proofErr w:type="spellEnd"/>
-      <w:r>
-        <w:t xml:space="preserve"> </w:t>
-      </w:r>
-      <w:proofErr w:type="spellStart"/>
-      <w:r>
-        <w:t>below</w:t>
-      </w:r>
-      <w:proofErr w:type="spellEnd"/>
-      <w:r>
-        <w:t xml:space="preserve"> </w:t>
-      </w:r>
-      <w:proofErr w:type="spellStart"/>
-      <w:r>
-        <w:t>half</w:t>
-      </w:r>
-      <w:proofErr w:type="spellEnd"/>
-      <w:r>
-        <w:t xml:space="preserve"> </w:t>
-      </w:r>
-      <w:proofErr w:type="spellStart"/>
-      <w:proofErr w:type="gramStart"/>
-      <w:r>
-        <w:t>its</w:t>
-      </w:r>
-      <w:proofErr w:type="spellEnd"/>
-      <w:proofErr w:type="gramEnd"/>
-      <w:r>
-        <w:t xml:space="preserve"> </w:t>
-      </w:r>
-      <w:proofErr w:type="spellStart"/>
-      <w:r>
-        <w:t>usual</w:t>
-      </w:r>
-      <w:proofErr w:type="spellEnd"/>
-      <w:r>
-        <w:t xml:space="preserve"> </w:t>
-      </w:r>
-      <w:proofErr w:type="spellStart"/>
-      <w:r>
-        <w:t>connectivity</w:t>
-      </w:r>
-      <w:proofErr w:type="spellEnd"/>
-      <w:r>
-        <w:t xml:space="preserve"> and </w:t>
-      </w:r>
-      <w:proofErr w:type="spellStart"/>
-      <w:r>
-        <w:t>how</w:t>
-      </w:r>
-      <w:proofErr w:type="spellEnd"/>
-      <w:r>
-        <w:t xml:space="preserve"> </w:t>
-      </w:r>
-      <w:proofErr w:type="spellStart"/>
-      <w:r>
-        <w:t>would</w:t>
-      </w:r>
-      <w:proofErr w:type="spellEnd"/>
-      <w:r>
-        <w:t xml:space="preserve"> the disruption </w:t>
-      </w:r>
-      <w:proofErr w:type="spellStart"/>
-      <w:r>
-        <w:t>change</w:t>
-      </w:r>
-      <w:proofErr w:type="spellEnd"/>
-      <w:r>
-        <w:t xml:space="preserve"> and </w:t>
-      </w:r>
-      <w:proofErr w:type="spellStart"/>
-      <w:r>
-        <w:t>recover</w:t>
-      </w:r>
-      <w:proofErr w:type="spellEnd"/>
-      <w:r>
-        <w:t xml:space="preserve"> over time.</w:t>
-      </w:r>
-    </w:p>
-    <w:p/>
-    <w:p>
-      <w:r>
-        <w:t xml:space="preserve">Using an S-I-R model to </w:t>
-      </w:r>
-      <w:proofErr w:type="spellStart"/>
-      <w:r>
-        <w:t>simulate</w:t>
-      </w:r>
-      <w:proofErr w:type="spellEnd"/>
-      <w:r>
-        <w:t xml:space="preserve"> the </w:t>
-      </w:r>
-      <w:proofErr w:type="spellStart"/>
-      <w:r>
-        <w:t>attacks</w:t>
-      </w:r>
-      <w:proofErr w:type="spellEnd"/>
-      <w:r>
-        <w:t xml:space="preserve"> and </w:t>
-      </w:r>
-      <w:proofErr w:type="spellStart"/>
-      <w:r>
-        <w:t>using</w:t>
-      </w:r>
-      <w:proofErr w:type="spellEnd"/>
-      <w:r>
-        <w:t xml:space="preserve"> </w:t>
-      </w:r>
-      <w:proofErr w:type="spellStart"/>
-      <w:r>
-        <w:t>recovery</w:t>
-      </w:r>
-      <w:proofErr w:type="spellEnd"/>
-      <w:r>
-        <w:t xml:space="preserve"> time </w:t>
-      </w:r>
-      <w:proofErr w:type="spellStart"/>
-      <w:r>
-        <w:t>between</w:t>
-      </w:r>
-      <w:proofErr w:type="spellEnd"/>
-      <w:r>
-        <w:t xml:space="preserve"> 2-6 hours, with no </w:t>
-      </w:r>
-      <w:proofErr w:type="spellStart"/>
-      <w:r>
-        <w:t>immunization</w:t>
-      </w:r>
-      <w:proofErr w:type="spellEnd"/>
-      <w:r>
-        <w:t xml:space="preserve"> (or </w:t>
-      </w:r>
-      <w:proofErr w:type="spellStart"/>
-      <w:r>
-        <w:t>maybe</w:t>
-      </w:r>
-      <w:proofErr w:type="spellEnd"/>
-      <w:r>
-        <w:t xml:space="preserve"> </w:t>
-      </w:r>
-      <w:proofErr w:type="spellStart"/>
-      <w:r>
-        <w:t>immunization</w:t>
-      </w:r>
-      <w:proofErr w:type="spellEnd"/>
-      <w:r>
-        <w:t xml:space="preserve"> in the most </w:t>
-      </w:r>
-      <w:proofErr w:type="spellStart"/>
-      <w:r>
-        <w:t>important</w:t>
-      </w:r>
-      <w:proofErr w:type="spellEnd"/>
-      <w:r>
-        <w:t xml:space="preserve"> hubs - </w:t>
-      </w:r>
-      <w:proofErr w:type="spellStart"/>
-      <w:r>
+        <w:rPr>
+          <w:lang w:val="en-US"/>
+        </w:rPr>
         <w:t>e.g</w:t>
       </w:r>
       <w:proofErr w:type="spellEnd"/>
       <w:r>
-        <w:t xml:space="preserve"> Nato </w:t>
+        <w:rPr>
+          <w:lang w:val="en-US"/>
+        </w:rPr>
+        <w:t xml:space="preserve"> Nato decides to spend money on </w:t>
       </w:r>
       <w:proofErr w:type="spellStart"/>
       <w:r>
-        <w:t>decides</w:t>
+        <w:rPr>
+          <w:lang w:val="en-US"/>
+        </w:rPr>
+        <w:t>anti drone</w:t>
       </w:r>
       <w:proofErr w:type="spellEnd"/>
       <w:r>
-        <w:t xml:space="preserve"> to </w:t>
+        <w:rPr>
+          <w:lang w:val="en-US"/>
+        </w:rPr>
+        <w:t xml:space="preserve"> systems but can only afford some big airports.)</w:t>
       </w:r>
-      <w:proofErr w:type="spellStart"/>
+    </w:p>
+    <w:p>
+      <w:pPr>
+        <w:rPr>
+          <w:lang w:val="en-US"/>
+        </w:rPr>
+      </w:pPr>
+    </w:p>
+    <w:p>
+      <w:pPr>
+        <w:rPr>
+          <w:lang w:val="en-US"/>
+        </w:rPr>
+      </w:pPr>
       <w:r>
-        <w:t>spend</w:t>
+        <w:rPr>
+          <w:lang w:val="en-US"/>
+        </w:rPr>
+        <w:t>How vulnerable is the Nato Airport Network traffic for drone attacks?</w:t>
       </w:r>
-      <w:proofErr w:type="spellEnd"/>
-      <w:r>
-        <w:t xml:space="preserve"> </w:t>
-      </w:r>
-      <w:proofErr w:type="spellStart"/>
-      <w:r>
-        <w:t>money</w:t>
-      </w:r>
-      <w:proofErr w:type="spellEnd"/>
-      <w:r>
-        <w:t xml:space="preserve"> on </w:t>
-      </w:r>
-      <w:proofErr w:type="spellStart"/>
-      <w:r>
-        <w:t>anti</w:t>
-      </w:r>
-      <w:proofErr w:type="spellEnd"/>
-      <w:r>
-        <w:t xml:space="preserve"> drone systems but </w:t>
-      </w:r>
-      <w:proofErr w:type="spellStart"/>
-      <w:r>
-        <w:t>can</w:t>
-      </w:r>
-      <w:proofErr w:type="spellEnd"/>
-      <w:r>
-        <w:t xml:space="preserve"> </w:t>
-      </w:r>
-      <w:proofErr w:type="spellStart"/>
-      <w:r>
-        <w:t>only</w:t>
-      </w:r>
-      <w:proofErr w:type="spellEnd"/>
-      <w:r>
-        <w:t xml:space="preserve"> </w:t>
-      </w:r>
-      <w:proofErr w:type="spellStart"/>
-      <w:r>
-        <w:t>afford</w:t>
-      </w:r>
-      <w:proofErr w:type="spellEnd"/>
-      <w:r>
-        <w:t xml:space="preserve"> </w:t>
-      </w:r>
-      <w:proofErr w:type="spellStart"/>
-      <w:r>
-        <w:t>some</w:t>
-      </w:r>
-      <w:proofErr w:type="spellEnd"/>
-      <w:r>
-        <w:t xml:space="preserve"> big </w:t>
-      </w:r>
-      <w:proofErr w:type="spellStart"/>
-      <w:r>
-        <w:t>airports</w:t>
-      </w:r>
-      <w:proofErr w:type="spellEnd"/>
-      <w:r>
-        <w:t>.)</w:t>
-      </w:r>
+    </w:p>
+    <w:p>
       <w:r>
         <w:rPr>
           <w:noProof/>
@@ -887,11 +625,11 @@
     <w:name w:val="Normal"/>
     <w:qFormat/>
   </w:style>
-  <w:style w:type="paragraph" w:styleId="Overskrift1">
+  <w:style w:type="paragraph" w:styleId="Heading1">
     <w:name w:val="heading 1"/>
     <w:basedOn w:val="Normal"/>
     <w:next w:val="Normal"/>
-    <w:link w:val="Overskrift1Tegn"/>
+    <w:link w:val="Heading1Char"/>
     <w:uiPriority w:val="9"/>
     <w:qFormat/>
     <w:rsid w:val="00302014"/>
@@ -908,11 +646,11 @@
       <w:szCs w:val="40"/>
     </w:rPr>
   </w:style>
-  <w:style w:type="paragraph" w:styleId="Overskrift2">
+  <w:style w:type="paragraph" w:styleId="Heading2">
     <w:name w:val="heading 2"/>
     <w:basedOn w:val="Normal"/>
     <w:next w:val="Normal"/>
-    <w:link w:val="Overskrift2Tegn"/>
+    <w:link w:val="Heading2Char"/>
     <w:uiPriority w:val="9"/>
     <w:semiHidden/>
     <w:unhideWhenUsed/>
@@ -931,11 +669,11 @@
       <w:szCs w:val="32"/>
     </w:rPr>
   </w:style>
-  <w:style w:type="paragraph" w:styleId="Overskrift3">
+  <w:style w:type="paragraph" w:styleId="Heading3">
     <w:name w:val="heading 3"/>
     <w:basedOn w:val="Normal"/>
     <w:next w:val="Normal"/>
-    <w:link w:val="Overskrift3Tegn"/>
+    <w:link w:val="Heading3Char"/>
     <w:uiPriority w:val="9"/>
     <w:semiHidden/>
     <w:unhideWhenUsed/>
@@ -954,11 +692,11 @@
       <w:szCs w:val="28"/>
     </w:rPr>
   </w:style>
-  <w:style w:type="paragraph" w:styleId="Overskrift4">
+  <w:style w:type="paragraph" w:styleId="Heading4">
     <w:name w:val="heading 4"/>
     <w:basedOn w:val="Normal"/>
     <w:next w:val="Normal"/>
-    <w:link w:val="Overskrift4Tegn"/>
+    <w:link w:val="Heading4Char"/>
     <w:uiPriority w:val="9"/>
     <w:semiHidden/>
     <w:unhideWhenUsed/>
@@ -977,11 +715,11 @@
       <w:color w:val="0F4761" w:themeColor="accent1" w:themeShade="BF"/>
     </w:rPr>
   </w:style>
-  <w:style w:type="paragraph" w:styleId="Overskrift5">
+  <w:style w:type="paragraph" w:styleId="Heading5">
     <w:name w:val="heading 5"/>
     <w:basedOn w:val="Normal"/>
     <w:next w:val="Normal"/>
-    <w:link w:val="Overskrift5Tegn"/>
+    <w:link w:val="Heading5Char"/>
     <w:uiPriority w:val="9"/>
     <w:semiHidden/>
     <w:unhideWhenUsed/>
@@ -998,11 +736,11 @@
       <w:color w:val="0F4761" w:themeColor="accent1" w:themeShade="BF"/>
     </w:rPr>
   </w:style>
-  <w:style w:type="paragraph" w:styleId="Overskrift6">
+  <w:style w:type="paragraph" w:styleId="Heading6">
     <w:name w:val="heading 6"/>
     <w:basedOn w:val="Normal"/>
     <w:next w:val="Normal"/>
-    <w:link w:val="Overskrift6Tegn"/>
+    <w:link w:val="Heading6Char"/>
     <w:uiPriority w:val="9"/>
     <w:semiHidden/>
     <w:unhideWhenUsed/>
@@ -1021,11 +759,11 @@
       <w:color w:val="595959" w:themeColor="text1" w:themeTint="A6"/>
     </w:rPr>
   </w:style>
-  <w:style w:type="paragraph" w:styleId="Overskrift7">
+  <w:style w:type="paragraph" w:styleId="Heading7">
     <w:name w:val="heading 7"/>
     <w:basedOn w:val="Normal"/>
     <w:next w:val="Normal"/>
-    <w:link w:val="Overskrift7Tegn"/>
+    <w:link w:val="Heading7Char"/>
     <w:uiPriority w:val="9"/>
     <w:semiHidden/>
     <w:unhideWhenUsed/>
@@ -1042,11 +780,11 @@
       <w:color w:val="595959" w:themeColor="text1" w:themeTint="A6"/>
     </w:rPr>
   </w:style>
-  <w:style w:type="paragraph" w:styleId="Overskrift8">
+  <w:style w:type="paragraph" w:styleId="Heading8">
     <w:name w:val="heading 8"/>
     <w:basedOn w:val="Normal"/>
     <w:next w:val="Normal"/>
-    <w:link w:val="Overskrift8Tegn"/>
+    <w:link w:val="Heading8Char"/>
     <w:uiPriority w:val="9"/>
     <w:semiHidden/>
     <w:unhideWhenUsed/>
@@ -1064,11 +802,11 @@
       <w:color w:val="272727" w:themeColor="text1" w:themeTint="D8"/>
     </w:rPr>
   </w:style>
-  <w:style w:type="paragraph" w:styleId="Overskrift9">
+  <w:style w:type="paragraph" w:styleId="Heading9">
     <w:name w:val="heading 9"/>
     <w:basedOn w:val="Normal"/>
     <w:next w:val="Normal"/>
-    <w:link w:val="Overskrift9Tegn"/>
+    <w:link w:val="Heading9Char"/>
     <w:uiPriority w:val="9"/>
     <w:semiHidden/>
     <w:unhideWhenUsed/>
@@ -1084,13 +822,13 @@
       <w:color w:val="272727" w:themeColor="text1" w:themeTint="D8"/>
     </w:rPr>
   </w:style>
-  <w:style w:type="character" w:default="1" w:styleId="Standardskrifttypeiafsnit">
+  <w:style w:type="character" w:default="1" w:styleId="DefaultParagraphFont">
     <w:name w:val="Default Paragraph Font"/>
     <w:uiPriority w:val="1"/>
     <w:semiHidden/>
     <w:unhideWhenUsed/>
   </w:style>
-  <w:style w:type="table" w:default="1" w:styleId="Tabel-Normal">
+  <w:style w:type="table" w:default="1" w:styleId="TableNormal">
     <w:name w:val="Normal Table"/>
     <w:uiPriority w:val="99"/>
     <w:semiHidden/>
@@ -1105,16 +843,16 @@
       </w:tblCellMar>
     </w:tblPr>
   </w:style>
-  <w:style w:type="numbering" w:default="1" w:styleId="Ingenoversigt">
+  <w:style w:type="numbering" w:default="1" w:styleId="NoList">
     <w:name w:val="No List"/>
     <w:uiPriority w:val="99"/>
     <w:semiHidden/>
     <w:unhideWhenUsed/>
   </w:style>
-  <w:style w:type="character" w:customStyle="1" w:styleId="Overskrift1Tegn">
-    <w:name w:val="Overskrift 1 Tegn"/>
-    <w:basedOn w:val="Standardskrifttypeiafsnit"/>
-    <w:link w:val="Overskrift1"/>
+  <w:style w:type="character" w:customStyle="1" w:styleId="Heading1Char">
+    <w:name w:val="Heading 1 Char"/>
+    <w:basedOn w:val="DefaultParagraphFont"/>
+    <w:link w:val="Heading1"/>
     <w:uiPriority w:val="9"/>
     <w:rsid w:val="00302014"/>
     <w:rPr>
@@ -1124,10 +862,10 @@
       <w:szCs w:val="40"/>
     </w:rPr>
   </w:style>
-  <w:style w:type="character" w:customStyle="1" w:styleId="Overskrift2Tegn">
-    <w:name w:val="Overskrift 2 Tegn"/>
-    <w:basedOn w:val="Standardskrifttypeiafsnit"/>
-    <w:link w:val="Overskrift2"/>
+  <w:style w:type="character" w:customStyle="1" w:styleId="Heading2Char">
+    <w:name w:val="Heading 2 Char"/>
+    <w:basedOn w:val="DefaultParagraphFont"/>
+    <w:link w:val="Heading2"/>
     <w:uiPriority w:val="9"/>
     <w:semiHidden/>
     <w:rsid w:val="00302014"/>
@@ -1138,10 +876,10 @@
       <w:szCs w:val="32"/>
     </w:rPr>
   </w:style>
-  <w:style w:type="character" w:customStyle="1" w:styleId="Overskrift3Tegn">
-    <w:name w:val="Overskrift 3 Tegn"/>
-    <w:basedOn w:val="Standardskrifttypeiafsnit"/>
-    <w:link w:val="Overskrift3"/>
+  <w:style w:type="character" w:customStyle="1" w:styleId="Heading3Char">
+    <w:name w:val="Heading 3 Char"/>
+    <w:basedOn w:val="DefaultParagraphFont"/>
+    <w:link w:val="Heading3"/>
     <w:uiPriority w:val="9"/>
     <w:semiHidden/>
     <w:rsid w:val="00302014"/>
@@ -1152,10 +890,10 @@
       <w:szCs w:val="28"/>
     </w:rPr>
   </w:style>
-  <w:style w:type="character" w:customStyle="1" w:styleId="Overskrift4Tegn">
-    <w:name w:val="Overskrift 4 Tegn"/>
-    <w:basedOn w:val="Standardskrifttypeiafsnit"/>
-    <w:link w:val="Overskrift4"/>
+  <w:style w:type="character" w:customStyle="1" w:styleId="Heading4Char">
+    <w:name w:val="Heading 4 Char"/>
+    <w:basedOn w:val="DefaultParagraphFont"/>
+    <w:link w:val="Heading4"/>
     <w:uiPriority w:val="9"/>
     <w:semiHidden/>
     <w:rsid w:val="00302014"/>
@@ -1166,10 +904,10 @@
       <w:color w:val="0F4761" w:themeColor="accent1" w:themeShade="BF"/>
     </w:rPr>
   </w:style>
-  <w:style w:type="character" w:customStyle="1" w:styleId="Overskrift5Tegn">
-    <w:name w:val="Overskrift 5 Tegn"/>
-    <w:basedOn w:val="Standardskrifttypeiafsnit"/>
-    <w:link w:val="Overskrift5"/>
+  <w:style w:type="character" w:customStyle="1" w:styleId="Heading5Char">
+    <w:name w:val="Heading 5 Char"/>
+    <w:basedOn w:val="DefaultParagraphFont"/>
+    <w:link w:val="Heading5"/>
     <w:uiPriority w:val="9"/>
     <w:semiHidden/>
     <w:rsid w:val="00302014"/>
@@ -1178,10 +916,10 @@
       <w:color w:val="0F4761" w:themeColor="accent1" w:themeShade="BF"/>
     </w:rPr>
   </w:style>
-  <w:style w:type="character" w:customStyle="1" w:styleId="Overskrift6Tegn">
-    <w:name w:val="Overskrift 6 Tegn"/>
-    <w:basedOn w:val="Standardskrifttypeiafsnit"/>
-    <w:link w:val="Overskrift6"/>
+  <w:style w:type="character" w:customStyle="1" w:styleId="Heading6Char">
+    <w:name w:val="Heading 6 Char"/>
+    <w:basedOn w:val="DefaultParagraphFont"/>
+    <w:link w:val="Heading6"/>
     <w:uiPriority w:val="9"/>
     <w:semiHidden/>
     <w:rsid w:val="00302014"/>
@@ -1192,10 +930,10 @@
       <w:color w:val="595959" w:themeColor="text1" w:themeTint="A6"/>
     </w:rPr>
   </w:style>
-  <w:style w:type="character" w:customStyle="1" w:styleId="Overskrift7Tegn">
-    <w:name w:val="Overskrift 7 Tegn"/>
-    <w:basedOn w:val="Standardskrifttypeiafsnit"/>
-    <w:link w:val="Overskrift7"/>
+  <w:style w:type="character" w:customStyle="1" w:styleId="Heading7Char">
+    <w:name w:val="Heading 7 Char"/>
+    <w:basedOn w:val="DefaultParagraphFont"/>
+    <w:link w:val="Heading7"/>
     <w:uiPriority w:val="9"/>
     <w:semiHidden/>
     <w:rsid w:val="00302014"/>
@@ -1204,10 +942,10 @@
       <w:color w:val="595959" w:themeColor="text1" w:themeTint="A6"/>
     </w:rPr>
   </w:style>
-  <w:style w:type="character" w:customStyle="1" w:styleId="Overskrift8Tegn">
-    <w:name w:val="Overskrift 8 Tegn"/>
-    <w:basedOn w:val="Standardskrifttypeiafsnit"/>
-    <w:link w:val="Overskrift8"/>
+  <w:style w:type="character" w:customStyle="1" w:styleId="Heading8Char">
+    <w:name w:val="Heading 8 Char"/>
+    <w:basedOn w:val="DefaultParagraphFont"/>
+    <w:link w:val="Heading8"/>
     <w:uiPriority w:val="9"/>
     <w:semiHidden/>
     <w:rsid w:val="00302014"/>
@@ -1218,10 +956,10 @@
       <w:color w:val="272727" w:themeColor="text1" w:themeTint="D8"/>
     </w:rPr>
   </w:style>
-  <w:style w:type="character" w:customStyle="1" w:styleId="Overskrift9Tegn">
-    <w:name w:val="Overskrift 9 Tegn"/>
-    <w:basedOn w:val="Standardskrifttypeiafsnit"/>
-    <w:link w:val="Overskrift9"/>
+  <w:style w:type="character" w:customStyle="1" w:styleId="Heading9Char">
+    <w:name w:val="Heading 9 Char"/>
+    <w:basedOn w:val="DefaultParagraphFont"/>
+    <w:link w:val="Heading9"/>
     <w:uiPriority w:val="9"/>
     <w:semiHidden/>
     <w:rsid w:val="00302014"/>
@@ -1230,11 +968,11 @@
       <w:color w:val="272727" w:themeColor="text1" w:themeTint="D8"/>
     </w:rPr>
   </w:style>
-  <w:style w:type="paragraph" w:styleId="Titel">
+  <w:style w:type="paragraph" w:styleId="Title">
     <w:name w:val="Title"/>
     <w:basedOn w:val="Normal"/>
     <w:next w:val="Normal"/>
-    <w:link w:val="TitelTegn"/>
+    <w:link w:val="TitleChar"/>
     <w:uiPriority w:val="10"/>
     <w:qFormat/>
     <w:rsid w:val="00302014"/>
@@ -1250,10 +988,10 @@
       <w:szCs w:val="56"/>
     </w:rPr>
   </w:style>
-  <w:style w:type="character" w:customStyle="1" w:styleId="TitelTegn">
-    <w:name w:val="Titel Tegn"/>
-    <w:basedOn w:val="Standardskrifttypeiafsnit"/>
-    <w:link w:val="Titel"/>
+  <w:style w:type="character" w:customStyle="1" w:styleId="TitleChar">
+    <w:name w:val="Title Char"/>
+    <w:basedOn w:val="DefaultParagraphFont"/>
+    <w:link w:val="Title"/>
     <w:uiPriority w:val="10"/>
     <w:rsid w:val="00302014"/>
     <w:rPr>
@@ -1264,11 +1002,11 @@
       <w:szCs w:val="56"/>
     </w:rPr>
   </w:style>
-  <w:style w:type="paragraph" w:styleId="Undertitel">
+  <w:style w:type="paragraph" w:styleId="Subtitle">
     <w:name w:val="Subtitle"/>
     <w:basedOn w:val="Normal"/>
     <w:next w:val="Normal"/>
-    <w:link w:val="UndertitelTegn"/>
+    <w:link w:val="SubtitleChar"/>
     <w:uiPriority w:val="11"/>
     <w:qFormat/>
     <w:rsid w:val="00302014"/>
@@ -1286,10 +1024,10 @@
       <w:szCs w:val="28"/>
     </w:rPr>
   </w:style>
-  <w:style w:type="character" w:customStyle="1" w:styleId="UndertitelTegn">
-    <w:name w:val="Undertitel Tegn"/>
-    <w:basedOn w:val="Standardskrifttypeiafsnit"/>
-    <w:link w:val="Undertitel"/>
+  <w:style w:type="character" w:customStyle="1" w:styleId="SubtitleChar">
+    <w:name w:val="Subtitle Char"/>
+    <w:basedOn w:val="DefaultParagraphFont"/>
+    <w:link w:val="Subtitle"/>
     <w:uiPriority w:val="11"/>
     <w:rsid w:val="00302014"/>
     <w:rPr>
@@ -1300,11 +1038,11 @@
       <w:szCs w:val="28"/>
     </w:rPr>
   </w:style>
-  <w:style w:type="paragraph" w:styleId="Citat">
+  <w:style w:type="paragraph" w:styleId="Quote">
     <w:name w:val="Quote"/>
     <w:basedOn w:val="Normal"/>
     <w:next w:val="Normal"/>
-    <w:link w:val="CitatTegn"/>
+    <w:link w:val="QuoteChar"/>
     <w:uiPriority w:val="29"/>
     <w:qFormat/>
     <w:rsid w:val="00302014"/>
@@ -1318,10 +1056,10 @@
       <w:color w:val="404040" w:themeColor="text1" w:themeTint="BF"/>
     </w:rPr>
   </w:style>
-  <w:style w:type="character" w:customStyle="1" w:styleId="CitatTegn">
-    <w:name w:val="Citat Tegn"/>
-    <w:basedOn w:val="Standardskrifttypeiafsnit"/>
-    <w:link w:val="Citat"/>
+  <w:style w:type="character" w:customStyle="1" w:styleId="QuoteChar">
+    <w:name w:val="Quote Char"/>
+    <w:basedOn w:val="DefaultParagraphFont"/>
+    <w:link w:val="Quote"/>
     <w:uiPriority w:val="29"/>
     <w:rsid w:val="00302014"/>
     <w:rPr>
@@ -1330,7 +1068,7 @@
       <w:color w:val="404040" w:themeColor="text1" w:themeTint="BF"/>
     </w:rPr>
   </w:style>
-  <w:style w:type="paragraph" w:styleId="Listeafsnit">
+  <w:style w:type="paragraph" w:styleId="ListParagraph">
     <w:name w:val="List Paragraph"/>
     <w:basedOn w:val="Normal"/>
     <w:uiPriority w:val="34"/>
@@ -1341,9 +1079,9 @@
       <w:contextualSpacing/>
     </w:pPr>
   </w:style>
-  <w:style w:type="character" w:styleId="Kraftigfremhvning">
+  <w:style w:type="character" w:styleId="IntenseEmphasis">
     <w:name w:val="Intense Emphasis"/>
-    <w:basedOn w:val="Standardskrifttypeiafsnit"/>
+    <w:basedOn w:val="DefaultParagraphFont"/>
     <w:uiPriority w:val="21"/>
     <w:qFormat/>
     <w:rsid w:val="00302014"/>
@@ -1353,11 +1091,11 @@
       <w:color w:val="0F4761" w:themeColor="accent1" w:themeShade="BF"/>
     </w:rPr>
   </w:style>
-  <w:style w:type="paragraph" w:styleId="Strktcitat">
+  <w:style w:type="paragraph" w:styleId="IntenseQuote">
     <w:name w:val="Intense Quote"/>
     <w:basedOn w:val="Normal"/>
     <w:next w:val="Normal"/>
-    <w:link w:val="StrktcitatTegn"/>
+    <w:link w:val="IntenseQuoteChar"/>
     <w:uiPriority w:val="30"/>
     <w:qFormat/>
     <w:rsid w:val="00302014"/>
@@ -1376,10 +1114,10 @@
       <w:color w:val="0F4761" w:themeColor="accent1" w:themeShade="BF"/>
     </w:rPr>
   </w:style>
-  <w:style w:type="character" w:customStyle="1" w:styleId="StrktcitatTegn">
-    <w:name w:val="Stærkt citat Tegn"/>
-    <w:basedOn w:val="Standardskrifttypeiafsnit"/>
-    <w:link w:val="Strktcitat"/>
+  <w:style w:type="character" w:customStyle="1" w:styleId="IntenseQuoteChar">
+    <w:name w:val="Intense Quote Char"/>
+    <w:basedOn w:val="DefaultParagraphFont"/>
+    <w:link w:val="IntenseQuote"/>
     <w:uiPriority w:val="30"/>
     <w:rsid w:val="00302014"/>
     <w:rPr>
@@ -1388,9 +1126,9 @@
       <w:color w:val="0F4761" w:themeColor="accent1" w:themeShade="BF"/>
     </w:rPr>
   </w:style>
-  <w:style w:type="character" w:styleId="Kraftighenvisning">
+  <w:style w:type="character" w:styleId="IntenseReference">
     <w:name w:val="Intense Reference"/>
-    <w:basedOn w:val="Standardskrifttypeiafsnit"/>
+    <w:basedOn w:val="DefaultParagraphFont"/>
     <w:uiPriority w:val="32"/>
     <w:qFormat/>
     <w:rsid w:val="00302014"/>
